--- a/Files/04 - Bamidbar/02 - Naso/5783/Naso 5783.docx
+++ b/Files/04 - Bamidbar/02 - Naso/5783/Naso 5783.docx
@@ -1423,7 +1423,7 @@
         <w:rPr>
           <w:rFonts w:ascii="Times New Roman" w:hAnsi="Times New Roman" w:cs="Times New Roman"/>
         </w:rPr>
-        <w:t xml:space="preserve">. The sefer </w:t>
+        <w:t>. The sefer</w:t>
       </w:r>
       <w:r>
         <w:rPr>
@@ -3167,7 +3167,7 @@
           <w:rFonts w:ascii="Times New Roman" w:hAnsi="Times New Roman" w:cs="Times New Roman"/>
           <w:rtl/>
         </w:rPr>
-        <w:t>״</w:t>
+        <w:t>"</w:t>
       </w:r>
       <w:r>
         <w:rPr>
@@ -3250,7 +3250,7 @@
           <w:rFonts w:ascii="Times New Roman" w:hAnsi="Times New Roman" w:cs="Times New Roman"/>
           <w:rtl/>
         </w:rPr>
-        <w:t>״</w:t>
+        <w:t>"</w:t>
       </w:r>
       <w:r>
         <w:rPr>
@@ -3278,7 +3278,7 @@
           <w:rFonts w:ascii="Times New Roman" w:hAnsi="Times New Roman" w:cs="Times New Roman"/>
           <w:rtl/>
         </w:rPr>
-        <w:t>״</w:t>
+        <w:t>"</w:t>
       </w:r>
       <w:r>
         <w:rPr>
@@ -3586,7 +3586,7 @@
         <w:rPr>
           <w:rFonts w:ascii="Times New Roman" w:hAnsi="Times New Roman" w:cs="Times New Roman"/>
         </w:rPr>
-        <w:t xml:space="preserve">who are who are </w:t>
+        <w:t xml:space="preserve">who are </w:t>
       </w:r>
       <w:r>
         <w:rPr>
@@ -4012,7 +4012,13 @@
         <w:rPr>
           <w:rFonts w:ascii="Times New Roman" w:hAnsi="Times New Roman" w:cs="Times New Roman"/>
         </w:rPr>
-        <w:t>simcha -</w:t>
+        <w:t xml:space="preserve">simcha </w:t>
+      </w:r>
+      <w:r>
+        <w:rPr>
+          <w:rFonts w:ascii="Times New Roman" w:hAnsi="Times New Roman" w:cs="Times New Roman"/>
+        </w:rPr>
+        <w:t xml:space="preserve">- </w:t>
       </w:r>
       <w:r>
         <w:rPr>
@@ -4162,7 +4168,7 @@
         <w:rPr>
           <w:rFonts w:ascii="Times New Roman" w:hAnsi="Times New Roman" w:cs="Times New Roman"/>
         </w:rPr>
-        <w:t xml:space="preserve"> if a </w:t>
+        <w:t xml:space="preserve"> if a</w:t>
       </w:r>
       <w:r>
         <w:rPr>

--- a/Files/04 - Bamidbar/02 - Naso/5783/Naso 5783.docx
+++ b/Files/04 - Bamidbar/02 - Naso/5783/Naso 5783.docx
@@ -1423,7 +1423,7 @@
         <w:rPr>
           <w:rFonts w:ascii="Times New Roman" w:hAnsi="Times New Roman" w:cs="Times New Roman"/>
         </w:rPr>
-        <w:t>. The sefer</w:t>
+        <w:t xml:space="preserve">. The sefer </w:t>
       </w:r>
       <w:r>
         <w:rPr>
@@ -3167,7 +3167,7 @@
           <w:rFonts w:ascii="Times New Roman" w:hAnsi="Times New Roman" w:cs="Times New Roman"/>
           <w:rtl/>
         </w:rPr>
-        <w:t>"</w:t>
+        <w:t>״</w:t>
       </w:r>
       <w:r>
         <w:rPr>
@@ -3250,7 +3250,7 @@
           <w:rFonts w:ascii="Times New Roman" w:hAnsi="Times New Roman" w:cs="Times New Roman"/>
           <w:rtl/>
         </w:rPr>
-        <w:t>"</w:t>
+        <w:t>״</w:t>
       </w:r>
       <w:r>
         <w:rPr>
@@ -3278,7 +3278,7 @@
           <w:rFonts w:ascii="Times New Roman" w:hAnsi="Times New Roman" w:cs="Times New Roman"/>
           <w:rtl/>
         </w:rPr>
-        <w:t>"</w:t>
+        <w:t>״</w:t>
       </w:r>
       <w:r>
         <w:rPr>
@@ -4168,7 +4168,7 @@
         <w:rPr>
           <w:rFonts w:ascii="Times New Roman" w:hAnsi="Times New Roman" w:cs="Times New Roman"/>
         </w:rPr>
-        <w:t xml:space="preserve"> if a</w:t>
+        <w:t xml:space="preserve"> if a </w:t>
       </w:r>
       <w:r>
         <w:rPr>

--- a/Files/04 - Bamidbar/02 - Naso/5783/Naso 5783.docx
+++ b/Files/04 - Bamidbar/02 - Naso/5783/Naso 5783.docx
@@ -872,7 +872,19 @@
         <w:rPr>
           <w:rFonts w:ascii="Times New Roman" w:hAnsi="Times New Roman" w:cs="Times New Roman"/>
         </w:rPr>
-        <w:t xml:space="preserve">ou tell me, what do you think? </w:t>
+        <w:t>ou tell me, what do you think?</w:t>
+      </w:r>
+      <w:r>
+        <w:rPr>
+          <w:rFonts w:ascii="Times New Roman" w:hAnsi="Times New Roman" w:cs="Times New Roman"/>
+        </w:rPr>
+        <w:t>”</w:t>
+      </w:r>
+      <w:r>
+        <w:rPr>
+          <w:rFonts w:ascii="Times New Roman" w:hAnsi="Times New Roman" w:cs="Times New Roman"/>
+        </w:rPr>
+        <w:t xml:space="preserve"> </w:t>
       </w:r>
       <w:r>
         <w:rPr>
@@ -1423,7 +1435,7 @@
         <w:rPr>
           <w:rFonts w:ascii="Times New Roman" w:hAnsi="Times New Roman" w:cs="Times New Roman"/>
         </w:rPr>
-        <w:t xml:space="preserve">. The sefer </w:t>
+        <w:t>. The sefer</w:t>
       </w:r>
       <w:r>
         <w:rPr>
@@ -3167,7 +3179,7 @@
           <w:rFonts w:ascii="Times New Roman" w:hAnsi="Times New Roman" w:cs="Times New Roman"/>
           <w:rtl/>
         </w:rPr>
-        <w:t>״</w:t>
+        <w:t>"</w:t>
       </w:r>
       <w:r>
         <w:rPr>
@@ -3250,7 +3262,7 @@
           <w:rFonts w:ascii="Times New Roman" w:hAnsi="Times New Roman" w:cs="Times New Roman"/>
           <w:rtl/>
         </w:rPr>
-        <w:t>״</w:t>
+        <w:t>"</w:t>
       </w:r>
       <w:r>
         <w:rPr>
@@ -3278,7 +3290,7 @@
           <w:rFonts w:ascii="Times New Roman" w:hAnsi="Times New Roman" w:cs="Times New Roman"/>
           <w:rtl/>
         </w:rPr>
-        <w:t>״</w:t>
+        <w:t>"</w:t>
       </w:r>
       <w:r>
         <w:rPr>
@@ -4168,7 +4180,7 @@
         <w:rPr>
           <w:rFonts w:ascii="Times New Roman" w:hAnsi="Times New Roman" w:cs="Times New Roman"/>
         </w:rPr>
-        <w:t xml:space="preserve"> if a </w:t>
+        <w:t xml:space="preserve"> if a</w:t>
       </w:r>
       <w:r>
         <w:rPr>

--- a/Files/04 - Bamidbar/02 - Naso/5783/Naso 5783.docx
+++ b/Files/04 - Bamidbar/02 - Naso/5783/Naso 5783.docx
@@ -1435,7 +1435,7 @@
         <w:rPr>
           <w:rFonts w:ascii="Times New Roman" w:hAnsi="Times New Roman" w:cs="Times New Roman"/>
         </w:rPr>
-        <w:t>. The sefer</w:t>
+        <w:t xml:space="preserve">. The sefer </w:t>
       </w:r>
       <w:r>
         <w:rPr>
@@ -3179,7 +3179,7 @@
           <w:rFonts w:ascii="Times New Roman" w:hAnsi="Times New Roman" w:cs="Times New Roman"/>
           <w:rtl/>
         </w:rPr>
-        <w:t>"</w:t>
+        <w:t>״</w:t>
       </w:r>
       <w:r>
         <w:rPr>
@@ -3262,7 +3262,7 @@
           <w:rFonts w:ascii="Times New Roman" w:hAnsi="Times New Roman" w:cs="Times New Roman"/>
           <w:rtl/>
         </w:rPr>
-        <w:t>"</w:t>
+        <w:t>״</w:t>
       </w:r>
       <w:r>
         <w:rPr>
@@ -3290,7 +3290,7 @@
           <w:rFonts w:ascii="Times New Roman" w:hAnsi="Times New Roman" w:cs="Times New Roman"/>
           <w:rtl/>
         </w:rPr>
-        <w:t>"</w:t>
+        <w:t>״</w:t>
       </w:r>
       <w:r>
         <w:rPr>
@@ -4180,7 +4180,7 @@
         <w:rPr>
           <w:rFonts w:ascii="Times New Roman" w:hAnsi="Times New Roman" w:cs="Times New Roman"/>
         </w:rPr>
-        <w:t xml:space="preserve"> if a</w:t>
+        <w:t xml:space="preserve"> if a </w:t>
       </w:r>
       <w:r>
         <w:rPr>
